--- a/label-docx-reader/corpus/tracked-cases/mark-deleted-before-table.docx
+++ b/label-docx-reader/corpus/tracked-cases/mark-deleted-before-table.docx
@@ -14,7 +14,7 @@
     </w:p>
     <w:tbl>
       <w:tblGrid>
-        <w:gridCol/>
+        <w:gridCol w:w="4000"/>
       </w:tblGrid>
       <w:tr>
         <w:tc>
